--- a/docs/export/schema-reference.docx
+++ b/docs/export/schema-reference.docx
@@ -33012,7 +33012,7 @@
         <w:t xml:space="preserve"> </w:t>
       </w:r>
       <w:r>
-        <w:t xml:space="preserve">Trial Balance, Profit &amp; Loss and Balance Sheet lines, ours and the source’s, as of each stored date (RPT-012, ADR-040); the views v_trial_balance, v_profit_loss, v_balance_sheet and v_statement_check read them.</w:t>
+        <w:t xml:space="preserve">Trial Balance, Profit &amp; Loss and Balance Sheet lines, ours and the source’s, as of each stored date (RPT-012, ADR-040); the views v_trial_balance, v_profit_loss, v_balance_sheet, v_statement_check and v_statement_open_differences read them.</w:t>
       </w:r>
     </w:p>
     <w:p>

--- a/docs/export/schema-reference.docx
+++ b/docs/export/schema-reference.docx
@@ -95,7 +95,7 @@
         <w:pStyle w:val="BodyText"/>
       </w:pPr>
       <w:r>
-        <w:t xml:space="preserve">56 tables, 627 columns.</w:t>
+        <w:t xml:space="preserve">56 tables, 628 columns.</w:t>
       </w:r>
     </w:p>
     <w:p>
@@ -10654,6 +10654,106 @@
             </w:pPr>
             <w:r>
               <w:t xml:space="preserve">Tally flag for P&amp;L layout.</w:t>
+            </w:r>
+          </w:p>
+        </w:tc>
+      </w:tr>
+      <w:tr>
+        <w:tc>
+          <w:tcPr/>
+          <w:p>
+            <w:pPr>
+              <w:pStyle w:val="Compact"/>
+            </w:pPr>
+            <w:r>
+              <w:rPr>
+                <w:rStyle w:val="VerbatimChar"/>
+              </w:rPr>
+              <w:t xml:space="preserve">predefined_role</w:t>
+            </w:r>
+          </w:p>
+        </w:tc>
+        <w:tc>
+          <w:tcPr/>
+          <w:p>
+            <w:pPr>
+              <w:pStyle w:val="Compact"/>
+            </w:pPr>
+            <w:r>
+              <w:t xml:space="preserve">VARCHAR(64)</w:t>
+            </w:r>
+          </w:p>
+        </w:tc>
+        <w:tc>
+          <w:tcPr/>
+          <w:p>
+            <w:pPr>
+              <w:pStyle w:val="Compact"/>
+            </w:pPr>
+            <w:r>
+              <w:t xml:space="preserve">yes</w:t>
+            </w:r>
+          </w:p>
+        </w:tc>
+        <w:tc>
+          <w:tcPr/>
+          <w:p>
+            <w:pPr>
+              <w:pStyle w:val="Compact"/>
+            </w:pPr>
+          </w:p>
+        </w:tc>
+        <w:tc>
+          <w:tcPr/>
+          <w:p>
+            <w:pPr>
+              <w:pStyle w:val="Compact"/>
+            </w:pPr>
+            <w:r>
+              <w:rPr>
+                <w:b/>
+                <w:bCs/>
+              </w:rPr>
+              <w:t xml:space="preserve">Migration 0021 (RPT-013).</w:t>
+            </w:r>
+            <w:r>
+              <w:t xml:space="preserve"> </w:t>
+            </w:r>
+            <w:r>
+              <w:t xml:space="preserve">Which of the source’s own predefined groups this is, renamed or not, in our vocabulary (Tally: RESERVEDNAME in lower case, words joined by</w:t>
+            </w:r>
+            <w:r>
+              <w:t xml:space="preserve"> </w:t>
+            </w:r>
+            <w:r>
+              <w:rPr>
+                <w:rStyle w:val="VerbatimChar"/>
+              </w:rPr>
+              <w:t xml:space="preserve">_</w:t>
+            </w:r>
+            <w:r>
+              <w:t xml:space="preserve">, e.g. </w:t>
+            </w:r>
+            <w:r>
+              <w:rPr>
+                <w:rStyle w:val="VerbatimChar"/>
+              </w:rPr>
+              <w:t xml:space="preserve">sales_accounts</w:t>
+            </w:r>
+            <w:r>
+              <w:t xml:space="preserve">); NULL for groups the user created. Filled by the transform: after migration 0021,</w:t>
+            </w:r>
+            <w:r>
+              <w:t xml:space="preserve"> </w:t>
+            </w:r>
+            <w:r>
+              <w:rPr>
+                <w:rStyle w:val="VerbatimChar"/>
+              </w:rPr>
+              <w:t xml:space="preserve">transform rebuild</w:t>
+            </w:r>
+            <w:r>
+              <w:t xml:space="preserve">.</w:t>
             </w:r>
           </w:p>
         </w:tc>

--- a/docs/export/schema-reference.docx
+++ b/docs/export/schema-reference.docx
@@ -95,7 +95,7 @@
         <w:pStyle w:val="BodyText"/>
       </w:pPr>
       <w:r>
-        <w:t xml:space="preserve">56 tables, 628 columns.</w:t>
+        <w:t xml:space="preserve">56 tables, 630 columns.</w:t>
       </w:r>
     </w:p>
     <w:p>
@@ -12550,6 +12550,132 @@
               <w:pStyle w:val="Compact"/>
             </w:pPr>
             <w:r>
+              <w:t xml:space="preserve">yes</w:t>
+            </w:r>
+          </w:p>
+        </w:tc>
+        <w:tc>
+          <w:tcPr/>
+          <w:p>
+            <w:pPr>
+              <w:pStyle w:val="Compact"/>
+            </w:pPr>
+            <w:r>
+              <w:t xml:space="preserve">FK</w:t>
+            </w:r>
+          </w:p>
+        </w:tc>
+        <w:tc>
+          <w:tcPr/>
+          <w:p>
+            <w:pPr>
+              <w:pStyle w:val="Compact"/>
+            </w:pPr>
+            <w:r>
+              <w:t xml:space="preserve">The ledger’s own currency’s ISO code; the base currency’s for ledgers kept in it; NULL when the source’s currency master gives none (migration 0022).</w:t>
+            </w:r>
+          </w:p>
+        </w:tc>
+      </w:tr>
+      <w:tr>
+        <w:tc>
+          <w:tcPr/>
+          <w:p>
+            <w:pPr>
+              <w:pStyle w:val="Compact"/>
+            </w:pPr>
+            <w:r>
+              <w:rPr>
+                <w:rStyle w:val="VerbatimChar"/>
+              </w:rPr>
+              <w:t xml:space="preserve">currency_name</w:t>
+            </w:r>
+          </w:p>
+        </w:tc>
+        <w:tc>
+          <w:tcPr/>
+          <w:p>
+            <w:pPr>
+              <w:pStyle w:val="Compact"/>
+            </w:pPr>
+            <w:r>
+              <w:t xml:space="preserve">VARCHAR(64)</w:t>
+            </w:r>
+          </w:p>
+        </w:tc>
+        <w:tc>
+          <w:tcPr/>
+          <w:p>
+            <w:pPr>
+              <w:pStyle w:val="Compact"/>
+            </w:pPr>
+            <w:r>
+              <w:t xml:space="preserve">yes</w:t>
+            </w:r>
+          </w:p>
+        </w:tc>
+        <w:tc>
+          <w:tcPr/>
+          <w:p>
+            <w:pPr>
+              <w:pStyle w:val="Compact"/>
+            </w:pPr>
+          </w:p>
+        </w:tc>
+        <w:tc>
+          <w:tcPr/>
+          <w:p>
+            <w:pPr>
+              <w:pStyle w:val="Compact"/>
+            </w:pPr>
+            <w:r>
+              <w:t xml:space="preserve">The ledger’s own currency as the source names it (Tally CURRENCYNAME, e.g. </w:t>
+            </w:r>
+            <w:r>
+              <w:rPr>
+                <w:rStyle w:val="VerbatimChar"/>
+              </w:rPr>
+              <w:t xml:space="preserve">$</w:t>
+            </w:r>
+            <w:r>
+              <w:t xml:space="preserve">; migrations 0020, 0022).</w:t>
+            </w:r>
+          </w:p>
+        </w:tc>
+      </w:tr>
+      <w:tr>
+        <w:tc>
+          <w:tcPr/>
+          <w:p>
+            <w:pPr>
+              <w:pStyle w:val="Compact"/>
+            </w:pPr>
+            <w:r>
+              <w:rPr>
+                <w:rStyle w:val="VerbatimChar"/>
+              </w:rPr>
+              <w:t xml:space="preserve">is_foreign_currency</w:t>
+            </w:r>
+          </w:p>
+        </w:tc>
+        <w:tc>
+          <w:tcPr/>
+          <w:p>
+            <w:pPr>
+              <w:pStyle w:val="Compact"/>
+            </w:pPr>
+            <w:r>
+              <w:t xml:space="preserve">BOOL</w:t>
+            </w:r>
+          </w:p>
+        </w:tc>
+        <w:tc>
+          <w:tcPr/>
+          <w:p>
+            <w:pPr>
+              <w:pStyle w:val="Compact"/>
+            </w:pPr>
+            <w:r>
               <w:t xml:space="preserve">no</w:t>
             </w:r>
           </w:p>
@@ -12560,35 +12686,41 @@
             <w:pPr>
               <w:pStyle w:val="Compact"/>
             </w:pPr>
-            <w:r>
-              <w:t xml:space="preserve">FK</w:t>
-            </w:r>
-          </w:p>
-        </w:tc>
-        <w:tc>
-          <w:tcPr/>
-          <w:p>
-            <w:pPr>
-              <w:pStyle w:val="Compact"/>
-            </w:pPr>
-            <w:r>
-              <w:t xml:space="preserve">Currency (ISO code).</w:t>
-            </w:r>
-          </w:p>
-        </w:tc>
-      </w:tr>
-      <w:tr>
-        <w:tc>
-          <w:tcPr/>
-          <w:p>
-            <w:pPr>
-              <w:pStyle w:val="Compact"/>
-            </w:pPr>
-            <w:r>
-              <w:rPr>
-                <w:rStyle w:val="VerbatimChar"/>
-              </w:rPr>
-              <w:t xml:space="preserve">currency_name</w:t>
+          </w:p>
+        </w:tc>
+        <w:tc>
+          <w:tcPr/>
+          <w:p>
+            <w:pPr>
+              <w:pStyle w:val="Compact"/>
+            </w:pPr>
+            <w:r>
+              <w:t xml:space="preserve">Kept in another currency than the entity’s base one (</w:t>
+            </w:r>
+            <w:r>
+              <w:rPr>
+                <w:rStyle w:val="VerbatimChar"/>
+              </w:rPr>
+              <w:t xml:space="preserve">core/fx.py</w:t>
+            </w:r>
+            <w:r>
+              <w:t xml:space="preserve">: the base currency is the master with the entity’s base ISO code, else the currency most ledgers are kept in).</w:t>
+            </w:r>
+          </w:p>
+        </w:tc>
+      </w:tr>
+      <w:tr>
+        <w:tc>
+          <w:tcPr/>
+          <w:p>
+            <w:pPr>
+              <w:pStyle w:val="Compact"/>
+            </w:pPr>
+            <w:r>
+              <w:rPr>
+                <w:rStyle w:val="VerbatimChar"/>
+              </w:rPr>
+              <w:t xml:space="preserve">opening_currency_name</w:t>
             </w:r>
           </w:p>
         </w:tc>
@@ -12629,24 +12761,36 @@
               <w:pStyle w:val="Compact"/>
             </w:pPr>
             <w:r>
-              <w:t xml:space="preserve">Currency name.</w:t>
-            </w:r>
-          </w:p>
-        </w:tc>
-      </w:tr>
-      <w:tr>
-        <w:tc>
-          <w:tcPr/>
-          <w:p>
-            <w:pPr>
-              <w:pStyle w:val="Compact"/>
-            </w:pPr>
+              <w:t xml:space="preserve">The currency of the opening’s foreign part (with</w:t>
+            </w:r>
+            <w:r>
+              <w:t xml:space="preserve"> </w:t>
+            </w:r>
             <w:r>
               <w:rPr>
                 <w:rStyle w:val="VerbatimChar"/>
               </w:rPr>
               <w:t xml:space="preserve">opening_balance_fc</w:t>
             </w:r>
+            <w:r>
+              <w:t xml:space="preserve">); a ledger kept in the base currency can open in another.</w:t>
+            </w:r>
+          </w:p>
+        </w:tc>
+      </w:tr>
+      <w:tr>
+        <w:tc>
+          <w:tcPr/>
+          <w:p>
+            <w:pPr>
+              <w:pStyle w:val="Compact"/>
+            </w:pPr>
+            <w:r>
+              <w:rPr>
+                <w:rStyle w:val="VerbatimChar"/>
+              </w:rPr>
+              <w:t xml:space="preserve">opening_balance_fc</w:t>
+            </w:r>
           </w:p>
         </w:tc>
         <w:tc>
@@ -12686,7 +12830,7 @@
               <w:pStyle w:val="Compact"/>
             </w:pPr>
             <w:r>
-              <w:t xml:space="preserve">Opening balance fc.</w:t>
+              <w:t xml:space="preserve">The opening’s foreign part.</w:t>
             </w:r>
           </w:p>
         </w:tc>

--- a/docs/export/schema-reference.docx
+++ b/docs/export/schema-reference.docx
@@ -95,7 +95,7 @@
         <w:pStyle w:val="BodyText"/>
       </w:pPr>
       <w:r>
-        <w:t xml:space="preserve">56 tables, 630 columns.</w:t>
+        <w:t xml:space="preserve">56 tables, 631 columns.</w:t>
       </w:r>
     </w:p>
     <w:p>
@@ -3719,6 +3719,78 @@
             </w:pPr>
             <w:r>
               <w:t xml:space="preserve">Whether it is in use.</w:t>
+            </w:r>
+          </w:p>
+        </w:tc>
+      </w:tr>
+      <w:tr>
+        <w:tc>
+          <w:tcPr/>
+          <w:p>
+            <w:pPr>
+              <w:pStyle w:val="Compact"/>
+            </w:pPr>
+            <w:r>
+              <w:rPr>
+                <w:rStyle w:val="VerbatimChar"/>
+              </w:rPr>
+              <w:t xml:space="preserve">is_on_hold</w:t>
+            </w:r>
+          </w:p>
+        </w:tc>
+        <w:tc>
+          <w:tcPr/>
+          <w:p>
+            <w:pPr>
+              <w:pStyle w:val="Compact"/>
+            </w:pPr>
+            <w:r>
+              <w:t xml:space="preserve">BOOL</w:t>
+            </w:r>
+          </w:p>
+        </w:tc>
+        <w:tc>
+          <w:tcPr/>
+          <w:p>
+            <w:pPr>
+              <w:pStyle w:val="Compact"/>
+            </w:pPr>
+            <w:r>
+              <w:t xml:space="preserve">no</w:t>
+            </w:r>
+          </w:p>
+        </w:tc>
+        <w:tc>
+          <w:tcPr/>
+          <w:p>
+            <w:pPr>
+              <w:pStyle w:val="Compact"/>
+            </w:pPr>
+          </w:p>
+        </w:tc>
+        <w:tc>
+          <w:tcPr/>
+          <w:p>
+            <w:pPr>
+              <w:pStyle w:val="Compact"/>
+            </w:pPr>
+            <w:r>
+              <w:t xml:space="preserve">On hold (SYN-007): sync, validation and statements skip it unless it is named, the health report lists it outside the overall verdict, dashboards hide it. Set with</w:t>
+            </w:r>
+            <w:r>
+              <w:t xml:space="preserve"> </w:t>
+            </w:r>
+            <w:r>
+              <w:rPr>
+                <w:rStyle w:val="VerbatimChar"/>
+              </w:rPr>
+              <w:t xml:space="preserve">./dev.ps1 on-hold</w:t>
+            </w:r>
+            <w:r>
+              <w:t xml:space="preserve"> </w:t>
+            </w:r>
+            <w:r>
+              <w:t xml:space="preserve">(audited; migration 0023).</w:t>
             </w:r>
           </w:p>
         </w:tc>
